--- a/en/wisdom-stories/architect-sinan-dies-in-a-house-without-water.docx
+++ b/en/wisdom-stories/architect-sinan-dies-in-a-house-without-water.docx
@@ -49,7 +49,7 @@
         <w:spacing w:after="80"/>
       </w:pPr>
       <w:r>
-        <w:t>“It can be done, but at a heavy price: sacks filled with gold would have to be placed end to end.”</w:t>
+        <w:t>“It can be done, but at a heavy price: It will take countless sacks of gold.”</w:t>
       </w:r>
     </w:p>
     <w:p>
@@ -63,13 +63,13 @@
     <w:p>
       <w:pPr/>
       <w:r>
-        <w:t>“Tell me only that it is possible. If necessary, I will place the sacks not end to end, but side by side.”</w:t>
+        <w:t>“Tell me only that it is possible. However much gold it takes, I will give it.”</w:t>
       </w:r>
     </w:p>
     <w:p>
       <w:pPr/>
       <w:r>
-        <w:t>Sinan began work and created a magnificent system culminating in forty public fountains across the city. Taps were fitted so that the precious water would not be wasted.</w:t>
+        <w:t>Sinan began work and created a magnificent system that brought water to the city's various squares and was completed with forty fountains. Taps were fitted so that the precious water would not be wasted.</w:t>
       </w:r>
     </w:p>
     <w:p>
@@ -107,7 +107,7 @@
     <w:p>
       <w:pPr/>
       <w:r>
-        <w:t>Near the end of his life, Sinan fell gravely ill. When those beside him tried to moisten his lips, the tap was dry. The great architect said:</w:t>
+        <w:t>Near the end of his life, Sinan fell gravely ill. When he asked for water to moisten his lips, they saw that the house tap was not running. The great architect said:</w:t>
       </w:r>
     </w:p>
     <w:p>
@@ -128,11 +128,9 @@
         <w:rPr>
           <w:b/>
         </w:rPr>
-        <w:t>Moral:</w:t>
+        <w:t>Moral: Do not place excessive trust in fame, the world, or people’s loyalty. True service is rendered not for personal gain, but for what one knows to be right.</w:t>
       </w:r>
-      <w:r>
-        <w:t xml:space="preserve"> Do not place excessive trust in fame, worldly privilege, or human remembrance. True service is rendered not for personal gain, but for what one knows to be right.</w:t>
-      </w:r>
+      <w:r/>
     </w:p>
     <w:p>
       <w:pPr>
@@ -143,7 +141,7 @@
           <w:i/>
           <w:sz w:val="18"/>
         </w:rPr>
-        <w:t>Source: Publicly available internet sources.</w:t>
+        <w:t>Stories are taken from open Internet sources; illustrations were created with AI.</w:t>
       </w:r>
     </w:p>
     <w:sectPr>
